--- a/docs/lista_louvores/Textos_Louvores/CALMO SERENO E TRANQUILO.docx
+++ b/docs/lista_louvores/Textos_Louvores/CALMO SERENO E TRANQUILO.docx
@@ -4,29 +4,39 @@
   <w:body>
     <w:p>
       <w:pPr>
-        <w:spacing w:after="0"/>
-        <w:rPr>
-          <w:rFonts w:ascii="Times New Roman" w:hAnsi="Times New Roman"/>
-        </w:rPr>
+        <w:pStyle w:val="Ttulo1"/>
       </w:pPr>
       <w:r>
-        <w:rPr>
-          <w:rFonts w:ascii="Times New Roman" w:hAnsi="Times New Roman"/>
-        </w:rPr>
         <w:t>CALMO, SERENO E TRANQUILO</w:t>
       </w:r>
     </w:p>
     <w:p>
       <w:pPr>
-        <w:spacing w:after="0"/>
         <w:rPr>
           <w:rFonts w:ascii="Times New Roman" w:hAnsi="Times New Roman"/>
         </w:rPr>
       </w:pPr>
+      <w:r>
+        <w:rPr>
+          <w:rFonts w:ascii="Times New Roman" w:hAnsi="Times New Roman"/>
+        </w:rPr>
+        <w:t>Calmo, sereno e tranquilo</w:t>
+      </w:r>
+      <w:r>
+        <w:rPr>
+          <w:rFonts w:ascii="Times New Roman" w:hAnsi="Times New Roman"/>
+        </w:rPr>
+        <w:br/>
+      </w:r>
+      <w:r>
+        <w:rPr>
+          <w:rFonts w:ascii="Times New Roman" w:hAnsi="Times New Roman"/>
+        </w:rPr>
+        <w:t>Sinto descanso neste viver</w:t>
+      </w:r>
     </w:p>
     <w:p>
       <w:pPr>
-        <w:spacing w:after="0"/>
         <w:rPr>
           <w:rFonts w:ascii="Times New Roman" w:hAnsi="Times New Roman"/>
         </w:rPr>
@@ -35,12 +45,23 @@
         <w:rPr>
           <w:rFonts w:ascii="Times New Roman" w:hAnsi="Times New Roman"/>
         </w:rPr>
-        <w:t>Calmo, sereno e tranquilo</w:t>
+        <w:t>Isto devo a um amigo</w:t>
+      </w:r>
+      <w:r>
+        <w:rPr>
+          <w:rFonts w:ascii="Times New Roman" w:hAnsi="Times New Roman"/>
+        </w:rPr>
+        <w:br/>
+      </w:r>
+      <w:r>
+        <w:rPr>
+          <w:rFonts w:ascii="Times New Roman" w:hAnsi="Times New Roman"/>
+        </w:rPr>
+        <w:t>E só por ele eu pude obter</w:t>
       </w:r>
     </w:p>
     <w:p>
       <w:pPr>
-        <w:spacing w:after="0"/>
         <w:rPr>
           <w:rFonts w:ascii="Times New Roman" w:hAnsi="Times New Roman"/>
         </w:rPr>
@@ -49,20 +70,60 @@
         <w:rPr>
           <w:rFonts w:ascii="Times New Roman" w:hAnsi="Times New Roman"/>
         </w:rPr>
-        <w:t>Sinto descanso neste viver</w:t>
+        <w:t>Ele é Jesus, meu amigo</w:t>
+      </w:r>
+      <w:r>
+        <w:rPr>
+          <w:rFonts w:ascii="Times New Roman" w:hAnsi="Times New Roman"/>
+        </w:rPr>
+        <w:br/>
+      </w:r>
+      <w:r>
+        <w:rPr>
+          <w:rFonts w:ascii="Times New Roman" w:hAnsi="Times New Roman"/>
+        </w:rPr>
+        <w:t>Meu Senhor e Salvador</w:t>
       </w:r>
     </w:p>
     <w:p>
       <w:pPr>
-        <w:spacing w:after="0"/>
         <w:rPr>
           <w:rFonts w:ascii="Times New Roman" w:hAnsi="Times New Roman"/>
         </w:rPr>
       </w:pPr>
+      <w:r>
+        <w:rPr>
+          <w:rFonts w:ascii="Times New Roman" w:hAnsi="Times New Roman"/>
+        </w:rPr>
+        <w:t>Só por ele ganhei</w:t>
+      </w:r>
+      <w:r>
+        <w:rPr>
+          <w:rFonts w:ascii="Times New Roman" w:hAnsi="Times New Roman"/>
+        </w:rPr>
+        <w:br/>
+      </w:r>
+      <w:r>
+        <w:rPr>
+          <w:rFonts w:ascii="Times New Roman" w:hAnsi="Times New Roman"/>
+        </w:rPr>
+        <w:t>A vida eterna com Deus,</w:t>
+      </w:r>
+      <w:r>
+        <w:rPr>
+          <w:rFonts w:ascii="Times New Roman" w:hAnsi="Times New Roman"/>
+        </w:rPr>
+        <w:br/>
+      </w:r>
+      <w:r>
+        <w:rPr>
+          <w:rFonts w:ascii="Times New Roman" w:hAnsi="Times New Roman"/>
+        </w:rPr>
+        <w:t>com Deus</w:t>
+      </w:r>
     </w:p>
     <w:p>
       <w:pPr>
-        <w:spacing w:after="0"/>
         <w:rPr>
           <w:rFonts w:ascii="Times New Roman" w:hAnsi="Times New Roman"/>
         </w:rPr>
@@ -71,12 +132,23 @@
         <w:rPr>
           <w:rFonts w:ascii="Times New Roman" w:hAnsi="Times New Roman"/>
         </w:rPr>
-        <w:t>Isto devo a um amigo</w:t>
+        <w:t>Triste foi sua história</w:t>
+      </w:r>
+      <w:r>
+        <w:rPr>
+          <w:rFonts w:ascii="Times New Roman" w:hAnsi="Times New Roman"/>
+        </w:rPr>
+        <w:br/>
+      </w:r>
+      <w:r>
+        <w:rPr>
+          <w:rFonts w:ascii="Times New Roman" w:hAnsi="Times New Roman"/>
+        </w:rPr>
+        <w:t>Levado à cruz sem pecado algum</w:t>
       </w:r>
     </w:p>
     <w:p>
       <w:pPr>
-        <w:spacing w:after="0"/>
         <w:rPr>
           <w:rFonts w:ascii="Times New Roman" w:hAnsi="Times New Roman"/>
         </w:rPr>
@@ -85,20 +157,48 @@
         <w:rPr>
           <w:rFonts w:ascii="Times New Roman" w:hAnsi="Times New Roman"/>
         </w:rPr>
-        <w:t>E só por ele eu pude obter</w:t>
+        <w:t>Só porque me amou</w:t>
+      </w:r>
+      <w:r>
+        <w:rPr>
+          <w:rFonts w:ascii="Times New Roman" w:hAnsi="Times New Roman"/>
+        </w:rPr>
+        <w:br/>
+      </w:r>
+      <w:r>
+        <w:rPr>
+          <w:rFonts w:ascii="Times New Roman" w:hAnsi="Times New Roman"/>
+        </w:rPr>
+        <w:t>Morreu por mim e não hesitou</w:t>
       </w:r>
     </w:p>
     <w:p>
       <w:pPr>
-        <w:spacing w:after="0"/>
         <w:rPr>
           <w:rFonts w:ascii="Times New Roman" w:hAnsi="Times New Roman"/>
         </w:rPr>
       </w:pPr>
+      <w:r>
+        <w:rPr>
+          <w:rFonts w:ascii="Times New Roman" w:hAnsi="Times New Roman"/>
+        </w:rPr>
+        <w:t>Ele é Jesus, meu amigo</w:t>
+      </w:r>
+      <w:r>
+        <w:rPr>
+          <w:rFonts w:ascii="Times New Roman" w:hAnsi="Times New Roman"/>
+        </w:rPr>
+        <w:br/>
+      </w:r>
+      <w:r>
+        <w:rPr>
+          <w:rFonts w:ascii="Times New Roman" w:hAnsi="Times New Roman"/>
+        </w:rPr>
+        <w:t>Meu Senhor e Salvador</w:t>
+      </w:r>
     </w:p>
     <w:p>
       <w:pPr>
-        <w:spacing w:after="0"/>
         <w:rPr>
           <w:rFonts w:ascii="Times New Roman" w:hAnsi="Times New Roman"/>
         </w:rPr>
@@ -107,224 +207,26 @@
         <w:rPr>
           <w:rFonts w:ascii="Times New Roman" w:hAnsi="Times New Roman"/>
         </w:rPr>
-        <w:t>Ele é Jesus, meu amigo</w:t>
-      </w:r>
-    </w:p>
-    <w:p>
-      <w:pPr>
-        <w:spacing w:after="0"/>
-        <w:rPr>
-          <w:rFonts w:ascii="Times New Roman" w:hAnsi="Times New Roman"/>
-        </w:rPr>
-      </w:pPr>
-      <w:r>
-        <w:rPr>
-          <w:rFonts w:ascii="Times New Roman" w:hAnsi="Times New Roman"/>
-        </w:rPr>
-        <w:t>Meu Senhor e Salvador</w:t>
-      </w:r>
-    </w:p>
-    <w:p>
-      <w:pPr>
-        <w:spacing w:after="0"/>
-        <w:rPr>
-          <w:rFonts w:ascii="Times New Roman" w:hAnsi="Times New Roman"/>
-        </w:rPr>
-      </w:pPr>
-    </w:p>
-    <w:p>
-      <w:pPr>
-        <w:spacing w:after="0"/>
-        <w:rPr>
-          <w:rFonts w:ascii="Times New Roman" w:hAnsi="Times New Roman"/>
-        </w:rPr>
-      </w:pPr>
-      <w:r>
-        <w:rPr>
-          <w:rFonts w:ascii="Times New Roman" w:hAnsi="Times New Roman"/>
-        </w:rPr>
         <w:t>Só por ele ganhei</w:t>
       </w:r>
-    </w:p>
-    <w:p>
-      <w:pPr>
-        <w:spacing w:after="0"/>
-        <w:rPr>
-          <w:rFonts w:ascii="Times New Roman" w:hAnsi="Times New Roman"/>
-        </w:rPr>
-      </w:pPr>
+      <w:r>
+        <w:rPr>
+          <w:rFonts w:ascii="Times New Roman" w:hAnsi="Times New Roman"/>
+        </w:rPr>
+        <w:br/>
+      </w:r>
       <w:r>
         <w:rPr>
           <w:rFonts w:ascii="Times New Roman" w:hAnsi="Times New Roman"/>
         </w:rPr>
         <w:t>A vida eterna com Deus,</w:t>
       </w:r>
-    </w:p>
-    <w:p>
-      <w:pPr>
-        <w:spacing w:after="0"/>
-        <w:rPr>
-          <w:rFonts w:ascii="Times New Roman" w:hAnsi="Times New Roman"/>
-        </w:rPr>
-      </w:pPr>
-      <w:r>
-        <w:rPr>
-          <w:rFonts w:ascii="Times New Roman" w:hAnsi="Times New Roman"/>
-        </w:rPr>
-        <w:t>com Deus</w:t>
-      </w:r>
-    </w:p>
-    <w:p>
-      <w:pPr>
-        <w:spacing w:after="0"/>
-        <w:rPr>
-          <w:rFonts w:ascii="Times New Roman" w:hAnsi="Times New Roman"/>
-        </w:rPr>
-      </w:pPr>
-    </w:p>
-    <w:p>
-      <w:pPr>
-        <w:spacing w:after="0"/>
-        <w:rPr>
-          <w:rFonts w:ascii="Times New Roman" w:hAnsi="Times New Roman"/>
-        </w:rPr>
-      </w:pPr>
-      <w:r>
-        <w:rPr>
-          <w:rFonts w:ascii="Times New Roman" w:hAnsi="Times New Roman"/>
-        </w:rPr>
-        <w:t>Triste foi sua história</w:t>
-      </w:r>
-    </w:p>
-    <w:p>
-      <w:pPr>
-        <w:spacing w:after="0"/>
-        <w:rPr>
-          <w:rFonts w:ascii="Times New Roman" w:hAnsi="Times New Roman"/>
-        </w:rPr>
-      </w:pPr>
-      <w:r>
-        <w:rPr>
-          <w:rFonts w:ascii="Times New Roman" w:hAnsi="Times New Roman"/>
-        </w:rPr>
-        <w:t>Levado à cruz sem pecado algum</w:t>
-      </w:r>
-    </w:p>
-    <w:p>
-      <w:pPr>
-        <w:spacing w:after="0"/>
-        <w:rPr>
-          <w:rFonts w:ascii="Times New Roman" w:hAnsi="Times New Roman"/>
-        </w:rPr>
-      </w:pPr>
-    </w:p>
-    <w:p>
-      <w:pPr>
-        <w:spacing w:after="0"/>
-        <w:rPr>
-          <w:rFonts w:ascii="Times New Roman" w:hAnsi="Times New Roman"/>
-        </w:rPr>
-      </w:pPr>
-      <w:r>
-        <w:rPr>
-          <w:rFonts w:ascii="Times New Roman" w:hAnsi="Times New Roman"/>
-        </w:rPr>
-        <w:t>Só porque me amou</w:t>
-      </w:r>
-    </w:p>
-    <w:p>
-      <w:pPr>
-        <w:spacing w:after="0"/>
-        <w:rPr>
-          <w:rFonts w:ascii="Times New Roman" w:hAnsi="Times New Roman"/>
-        </w:rPr>
-      </w:pPr>
-      <w:r>
-        <w:rPr>
-          <w:rFonts w:ascii="Times New Roman" w:hAnsi="Times New Roman"/>
-        </w:rPr>
-        <w:t>Morreu por mim e não hesitou</w:t>
-      </w:r>
-    </w:p>
-    <w:p>
-      <w:pPr>
-        <w:spacing w:after="0"/>
-        <w:rPr>
-          <w:rFonts w:ascii="Times New Roman" w:hAnsi="Times New Roman"/>
-        </w:rPr>
-      </w:pPr>
-    </w:p>
-    <w:p>
-      <w:pPr>
-        <w:spacing w:after="0"/>
-        <w:rPr>
-          <w:rFonts w:ascii="Times New Roman" w:hAnsi="Times New Roman"/>
-        </w:rPr>
-      </w:pPr>
-      <w:r>
-        <w:rPr>
-          <w:rFonts w:ascii="Times New Roman" w:hAnsi="Times New Roman"/>
-        </w:rPr>
-        <w:t>Ele é Jesus, meu amigo</w:t>
-      </w:r>
-    </w:p>
-    <w:p>
-      <w:pPr>
-        <w:spacing w:after="0"/>
-        <w:rPr>
-          <w:rFonts w:ascii="Times New Roman" w:hAnsi="Times New Roman"/>
-        </w:rPr>
-      </w:pPr>
-      <w:r>
-        <w:rPr>
-          <w:rFonts w:ascii="Times New Roman" w:hAnsi="Times New Roman"/>
-        </w:rPr>
-        <w:t>Meu Senhor e Salvador</w:t>
-      </w:r>
-    </w:p>
-    <w:p>
-      <w:pPr>
-        <w:spacing w:after="0"/>
-        <w:rPr>
-          <w:rFonts w:ascii="Times New Roman" w:hAnsi="Times New Roman"/>
-        </w:rPr>
-      </w:pPr>
-    </w:p>
-    <w:p>
-      <w:pPr>
-        <w:spacing w:after="0"/>
-        <w:rPr>
-          <w:rFonts w:ascii="Times New Roman" w:hAnsi="Times New Roman"/>
-        </w:rPr>
-      </w:pPr>
-      <w:r>
-        <w:rPr>
-          <w:rFonts w:ascii="Times New Roman" w:hAnsi="Times New Roman"/>
-        </w:rPr>
-        <w:t>Só por ele ganhei</w:t>
-      </w:r>
-    </w:p>
-    <w:p>
-      <w:pPr>
-        <w:spacing w:after="0"/>
-        <w:rPr>
-          <w:rFonts w:ascii="Times New Roman" w:hAnsi="Times New Roman"/>
-        </w:rPr>
-      </w:pPr>
-      <w:r>
-        <w:rPr>
-          <w:rFonts w:ascii="Times New Roman" w:hAnsi="Times New Roman"/>
-        </w:rPr>
-        <w:t>A vida eterna com Deus,</w:t>
-      </w:r>
-    </w:p>
-    <w:p>
-      <w:pPr>
-        <w:spacing w:after="0"/>
-        <w:rPr>
-          <w:rFonts w:ascii="Times New Roman" w:hAnsi="Times New Roman"/>
-        </w:rPr>
-      </w:pPr>
+      <w:r>
+        <w:rPr>
+          <w:rFonts w:ascii="Times New Roman" w:hAnsi="Times New Roman"/>
+        </w:rPr>
+        <w:br/>
+      </w:r>
       <w:r>
         <w:rPr>
           <w:rFonts w:ascii="Times New Roman" w:hAnsi="Times New Roman"/>
@@ -1002,6 +904,7 @@
   <w:style w:type="character" w:default="1" w:styleId="Fontepargpadro">
     <w:name w:val="Default Paragraph Font"/>
     <w:uiPriority w:val="1"/>
+    <w:semiHidden/>
     <w:unhideWhenUsed/>
   </w:style>
   <w:style w:type="table" w:default="1" w:styleId="Tabelanormal">
